--- a/docs/I-DOMS-双单位物料下料出入库与场景缺口说明.docx
+++ b/docs/I-DOMS-双单位物料下料出入库与场景缺口说明.docx
@@ -41,7 +41,7 @@
           <w:color w:val="707070"/>
           <w:sz w:val="20"/>
         </w:rPr>
-        <w:t>文档版本：V1.8.1　　整理日期：2026-08-01　　适用系统：I-DOMS WEB</w:t>
+        <w:t>文档版本：V1.9　　整理日期：2026-08-01　　适用系统：I-DOMS WEB</w:t>
       </w:r>
     </w:p>
     <w:p>
@@ -54,7 +54,7 @@
           <w:b w:val="0"/>
           <w:sz w:val="22"/>
         </w:rPr>
-        <w:t>本文汇总启用双单位、条码建批、发料规则（部分出+余料留原批 / 整出+余料回）、出入库、库存扣减、易耗件包装/倒冲、板材面积，以及 BOM→计划→工单→领料全链路中「已有能力与仍缺场景」。V1.8 重点更新：物料类型编码前缀建议；一类一码/一批一码/一物一码编号分层；BOM 下料方式支持手动切换（型材/板材/通用），不再仅靠库存单位推断。V1.8.1：澄清一批一码无件码层——按件录入时拆成多个批次号，不是生成件码。</w:t>
+        <w:t>本文汇总启用双单位、条码建批、发料规则（部分出+余料留原批 / 整出+余料回）、出入库、库存扣减、易耗件包装/倒冲、板材面积，以及 BOM→计划→工单→领料全链路中「已有能力与仍缺场景」。V1.8～V1.8.1：物料类型编码前缀；条码编号分层；BOM 下料方式手动切换；一批一码无件码层澄清。V1.9：出库明细行级「自主拣选」（单/双单位均可）；自定义出库数量 + 所选批次余量小优先跨批扣减；「搜索更多」按入库时间选批；入库一律按条码类型生成批次号；领料出库/发料出库取消审批、直接确认出库；功能参数出库规则仅 FIFO，发料规则整出+余料回本期开放。</w:t>
       </w:r>
     </w:p>
     <w:p>
@@ -1585,7 +1585,7 @@
                 <w:b w:val="0"/>
                 <w:sz w:val="18"/>
               </w:rPr>
-              <w:t>按需求量选批；过滤倒冲件</w:t>
+              <w:t>只报需求量；不拣批</w:t>
             </w:r>
           </w:p>
         </w:tc>
@@ -1635,7 +1635,7 @@
                 <w:b w:val="0"/>
                 <w:sz w:val="18"/>
               </w:rPr>
-              <w:t>确认出库按发料规则扣批/件</w:t>
+              <w:t>FIFO 或行级自主拣选；确认出库</w:t>
             </w:r>
           </w:p>
         </w:tc>
@@ -1735,7 +1735,7 @@
                 <w:b w:val="0"/>
                 <w:sz w:val="18"/>
               </w:rPr>
-              <w:t>扩展能力；整出+余料回场景</w:t>
+              <w:t>整出+余料回：耗用与余料回库</w:t>
             </w:r>
           </w:p>
         </w:tc>
@@ -4147,21 +4147,21 @@
           <w:b w:val="0"/>
           <w:sz w:val="22"/>
         </w:rPr>
-        <w:t>适用：强追溯「必须先整件离仓」、愿意单独走余料确认回库的工厂。流程：整根/整张（整批）出库 → 下料 → 在「下料结算」填实耗与余料 → 仓管确认后余料回库。若不确认回库，原料已扣、余料账上看不到（易形成账外料）。利弊见 3.2。</w:t>
+        <w:t>适用：强追溯「必须先整件离仓」、愿意单独走余料确认回库的工厂。流程：整根/整张（整批/整件）出库 → 下料 → 在「下料结算」填实耗与余料 → 仓管确认后余料回库。若不确认回库，原料已扣、余料账上看不到（易形成账外料）。利弊见 3.2。</w:t>
       </w:r>
     </w:p>
     <w:p>
       <w:pPr>
-        <w:pStyle w:val="Heading2"/>
+        <w:pStyle w:val="Heading3"/>
       </w:pPr>
       <w:r>
         <w:rPr>
           <w:rFonts w:ascii="微软雅黑" w:hAnsi="微软雅黑" w:eastAsia="微软雅黑"/>
           <w:b/>
           <w:color w:val="2E75B6"/>
-          <w:sz w:val="28"/>
+          <w:sz w:val="24"/>
         </w:rPr>
-        <w:t>3.6 出库规则（拣批顺序）</w:t>
+        <w:t>3.5.1 整出时条码类型仍要区分（不是「不区分」）</w:t>
       </w:r>
     </w:p>
     <w:p>
@@ -4174,7 +4174,714 @@
           <w:b w:val="0"/>
           <w:sz w:val="22"/>
         </w:rPr>
-        <w:t>基本配置 → 功能参数 → 出库规则：本期仅开放「先进先出+优先整批+余料优先」；「后进先出」「自主拣选」置灰未纳入本期。</w:t>
+        <w:t>「整出」指出库时把选中的实物整段/整件先离仓（实发可大于需求），不是说可以忽略条码类型。整出路径上真正分岔的是「有没有件码层」：一类一码与一批一码出库/回库算法相同；一物一码才按件出。</w:t>
+      </w:r>
+    </w:p>
+    <w:tbl>
+      <w:tblPr>
+        <w:tblStyle w:val="TableGrid"/>
+        <w:tblW w:type="auto" w:w="0"/>
+        <w:jc w:val="center"/>
+        <w:tblLook w:firstColumn="1" w:firstRow="1" w:lastColumn="0" w:lastRow="0" w:noHBand="0" w:noVBand="1" w:val="04A0"/>
+      </w:tblPr>
+      <w:tblGrid>
+        <w:gridCol w:w="3173"/>
+        <w:gridCol w:w="3173"/>
+        <w:gridCol w:w="3173"/>
+      </w:tblGrid>
+      <w:tr>
+        <w:tc>
+          <w:tcPr>
+            <w:tcW w:type="dxa" w:w="3173"/>
+          </w:tcPr>
+          <w:p>
+            <w:r/>
+            <w:r>
+              <w:rPr>
+                <w:rFonts w:ascii="微软雅黑" w:hAnsi="微软雅黑" w:eastAsia="微软雅黑"/>
+                <w:b/>
+                <w:sz w:val="20"/>
+              </w:rPr>
+              <w:t>条码类型</w:t>
+            </w:r>
+          </w:p>
+        </w:tc>
+        <w:tc>
+          <w:tcPr>
+            <w:tcW w:type="dxa" w:w="3173"/>
+          </w:tcPr>
+          <w:p>
+            <w:r/>
+            <w:r>
+              <w:rPr>
+                <w:rFonts w:ascii="微软雅黑" w:hAnsi="微软雅黑" w:eastAsia="微软雅黑"/>
+                <w:b/>
+                <w:sz w:val="20"/>
+              </w:rPr>
+              <w:t>确认出库（整出）</w:t>
+            </w:r>
+          </w:p>
+        </w:tc>
+        <w:tc>
+          <w:tcPr>
+            <w:tcW w:type="dxa" w:w="3173"/>
+          </w:tcPr>
+          <w:p>
+            <w:r/>
+            <w:r>
+              <w:rPr>
+                <w:rFonts w:ascii="微软雅黑" w:hAnsi="微软雅黑" w:eastAsia="微软雅黑"/>
+                <w:b/>
+                <w:sz w:val="20"/>
+              </w:rPr>
+              <w:t>下料结算余料回库</w:t>
+            </w:r>
+          </w:p>
+        </w:tc>
+      </w:tr>
+      <w:tr>
+        <w:tc>
+          <w:tcPr>
+            <w:tcW w:type="dxa" w:w="3173"/>
+          </w:tcPr>
+          <w:p>
+            <w:r/>
+            <w:r>
+              <w:rPr>
+                <w:rFonts w:ascii="微软雅黑" w:hAnsi="微软雅黑" w:eastAsia="微软雅黑"/>
+                <w:b w:val="0"/>
+                <w:sz w:val="18"/>
+              </w:rPr>
+              <w:t>一类一码 / 一批一码</w:t>
+            </w:r>
+          </w:p>
+        </w:tc>
+        <w:tc>
+          <w:tcPr>
+            <w:tcW w:type="dxa" w:w="3173"/>
+          </w:tcPr>
+          <w:p>
+            <w:r/>
+            <w:r>
+              <w:rPr>
+                <w:rFonts w:ascii="微软雅黑" w:hAnsi="微软雅黑" w:eastAsia="微软雅黑"/>
+                <w:b w:val="0"/>
+                <w:sz w:val="18"/>
+              </w:rPr>
+              <w:t>同一套逻辑：无件码层；按批次整批出完（currentLength 一次扣清）；多批则跨批整批凑齐需求（末批可略超）</w:t>
+            </w:r>
+          </w:p>
+        </w:tc>
+        <w:tc>
+          <w:tcPr>
+            <w:tcW w:type="dxa" w:w="3173"/>
+          </w:tcPr>
+          <w:p>
+            <w:r/>
+            <w:r>
+              <w:rPr>
+                <w:rFonts w:ascii="微软雅黑" w:hAnsi="微软雅黑" w:eastAsia="微软雅黑"/>
+                <w:b w:val="0"/>
+                <w:sz w:val="18"/>
+              </w:rPr>
+              <w:t>同一套逻辑：建新批次号回仓；标识余料（remnant）；parentBatchId / remnantFrom 挂原批（追溯，不写回已出库原批号）</w:t>
+            </w:r>
+          </w:p>
+        </w:tc>
+      </w:tr>
+      <w:tr>
+        <w:tc>
+          <w:tcPr>
+            <w:tcW w:type="dxa" w:w="3173"/>
+          </w:tcPr>
+          <w:p>
+            <w:r/>
+            <w:r>
+              <w:rPr>
+                <w:rFonts w:ascii="微软雅黑" w:hAnsi="微软雅黑" w:eastAsia="微软雅黑"/>
+                <w:b w:val="0"/>
+                <w:sz w:val="18"/>
+              </w:rPr>
+              <w:t>一物一码</w:t>
+            </w:r>
+          </w:p>
+        </w:tc>
+        <w:tc>
+          <w:tcPr>
+            <w:tcW w:type="dxa" w:w="3173"/>
+          </w:tcPr>
+          <w:p>
+            <w:r/>
+            <w:r>
+              <w:rPr>
+                <w:rFonts w:ascii="微软雅黑" w:hAnsi="微软雅黑" w:eastAsia="微软雅黑"/>
+                <w:b w:val="0"/>
+                <w:sz w:val="18"/>
+              </w:rPr>
+              <w:t>按件码整件出库（不可半件留仓）；取整件直至合计≥需求</w:t>
+            </w:r>
+          </w:p>
+        </w:tc>
+        <w:tc>
+          <w:tcPr>
+            <w:tcW w:type="dxa" w:w="3173"/>
+          </w:tcPr>
+          <w:p>
+            <w:r/>
+            <w:r>
+              <w:rPr>
+                <w:rFonts w:ascii="微软雅黑" w:hAnsi="微软雅黑" w:eastAsia="微软雅黑"/>
+                <w:b w:val="0"/>
+                <w:sz w:val="18"/>
+              </w:rPr>
+              <w:t>回库新身份并标识余料；挂原父批/原件血缘（演示可按批回；严谨可再建余料件码）</w:t>
+            </w:r>
+          </w:p>
+        </w:tc>
+      </w:tr>
+    </w:tbl>
+    <w:p/>
+    <w:tbl>
+      <w:tblPr>
+        <w:tblW w:type="auto" w:w="0"/>
+        <w:jc w:val="center"/>
+        <w:tblLook w:firstColumn="1" w:firstRow="1" w:lastColumn="0" w:lastRow="0" w:noHBand="0" w:noVBand="1" w:val="04A0"/>
+      </w:tblPr>
+      <w:tblGrid>
+        <w:gridCol w:w="9518"/>
+      </w:tblGrid>
+      <w:tr>
+        <w:tc>
+          <w:tcPr>
+            <w:tcW w:type="dxa" w:w="9518"/>
+          </w:tcPr>
+          <w:p>
+            <w:r/>
+            <w:r>
+              <w:rPr>
+                <w:rFonts w:ascii="微软雅黑" w:hAnsi="微软雅黑" w:eastAsia="微软雅黑"/>
+                <w:b/>
+                <w:color w:val="1F4E79"/>
+                <w:sz w:val="20"/>
+              </w:rPr>
+              <w:t>一类一码 vs 一批一码：差别在「入库怎么建身份」，不在「整出怎么扣」</w:t>
+            </w:r>
+          </w:p>
+          <w:p>
+            <w:pPr>
+              <w:spacing w:after="40"/>
+            </w:pPr>
+            <w:r>
+              <w:rPr>
+                <w:rFonts w:ascii="微软雅黑" w:hAnsi="微软雅黑" w:eastAsia="微软雅黑"/>
+                <w:b w:val="0"/>
+                <w:sz w:val="20"/>
+              </w:rPr>
+              <w:t>一类一码：业务上常按物料类合计量建账，批号粒度粗。</w:t>
+            </w:r>
+          </w:p>
+          <w:p>
+            <w:pPr>
+              <w:spacing w:after="40"/>
+            </w:pPr>
+            <w:r>
+              <w:rPr>
+                <w:rFonts w:ascii="微软雅黑" w:hAnsi="微软雅黑" w:eastAsia="微软雅黑"/>
+                <w:b w:val="0"/>
+                <w:sz w:val="20"/>
+              </w:rPr>
+              <w:t>一批一码：业务上常按到货批/录入批拆多条批次号。</w:t>
+            </w:r>
+          </w:p>
+          <w:p>
+            <w:pPr>
+              <w:spacing w:after="40"/>
+            </w:pPr>
+            <w:r>
+              <w:rPr>
+                <w:rFonts w:ascii="微软雅黑" w:hAnsi="微软雅黑" w:eastAsia="微软雅黑"/>
+                <w:b w:val="0"/>
+                <w:sz w:val="20"/>
+              </w:rPr>
+              <w:t>出库扣减、整出整批、余料回新批：系统对二者走同一分支（见 outboundBatchAllocate「一批一码 / 一类一码」）。文档若拆成两行且措辞略异，只是表述重复，不是两套规则。</w:t>
+            </w:r>
+          </w:p>
+        </w:tc>
+      </w:tr>
+    </w:tbl>
+    <w:p/>
+    <w:tbl>
+      <w:tblPr>
+        <w:tblW w:type="auto" w:w="0"/>
+        <w:jc w:val="center"/>
+        <w:tblLook w:firstColumn="1" w:firstRow="1" w:lastColumn="0" w:lastRow="0" w:noHBand="0" w:noVBand="1" w:val="04A0"/>
+      </w:tblPr>
+      <w:tblGrid>
+        <w:gridCol w:w="9518"/>
+      </w:tblGrid>
+      <w:tr>
+        <w:tc>
+          <w:tcPr>
+            <w:tcW w:type="dxa" w:w="9518"/>
+          </w:tcPr>
+          <w:p>
+            <w:r/>
+            <w:r>
+              <w:rPr>
+                <w:rFonts w:ascii="微软雅黑" w:hAnsi="微软雅黑" w:eastAsia="微软雅黑"/>
+                <w:b/>
+                <w:color w:val="1F4E79"/>
+                <w:sz w:val="20"/>
+              </w:rPr>
+              <w:t>「挂原批」两种含义，勿混</w:t>
+            </w:r>
+          </w:p>
+          <w:p>
+            <w:pPr>
+              <w:spacing w:after="40"/>
+            </w:pPr>
+            <w:r>
+              <w:rPr>
+                <w:rFonts w:ascii="微软雅黑" w:hAnsi="微软雅黑" w:eastAsia="微软雅黑"/>
+                <w:b w:val="0"/>
+                <w:sz w:val="20"/>
+              </w:rPr>
+              <w:t>部分出 · 一批/一类：「留原批」= 余量仍在同一个批次号上改数字。</w:t>
+            </w:r>
+          </w:p>
+          <w:p>
+            <w:pPr>
+              <w:spacing w:after="40"/>
+            </w:pPr>
+            <w:r>
+              <w:rPr>
+                <w:rFonts w:ascii="微软雅黑" w:hAnsi="微软雅黑" w:eastAsia="微软雅黑"/>
+                <w:b w:val="0"/>
+                <w:sz w:val="20"/>
+              </w:rPr>
+              <w:t>整出 · 一批/一类：原批已整出为「已出库」，不能再往原批号加回数量；余料必须新批次号，但要标识「余料」，并用 parentBatchId / remnantFrom 挂回原批做追溯。出库规则「余料优先」也依赖该标识。</w:t>
+            </w:r>
+          </w:p>
+          <w:p>
+            <w:pPr>
+              <w:spacing w:after="40"/>
+            </w:pPr>
+            <w:r>
+              <w:rPr>
+                <w:rFonts w:ascii="微软雅黑" w:hAnsi="微软雅黑" w:eastAsia="微软雅黑"/>
+                <w:b w:val="0"/>
+                <w:sz w:val="20"/>
+              </w:rPr>
+              <w:t>一物一码部分出：余料新件码挂原父批——那是件码层挂父批，与一批一码「同号留余」不同。</w:t>
+            </w:r>
+          </w:p>
+        </w:tc>
+      </w:tr>
+    </w:tbl>
+    <w:p/>
+    <w:p>
+      <w:pPr>
+        <w:pStyle w:val="Heading3"/>
+      </w:pPr>
+      <w:r>
+        <w:rPr>
+          <w:rFonts w:ascii="微软雅黑" w:hAnsi="微软雅黑" w:eastAsia="微软雅黑"/>
+          <w:b/>
+          <w:color w:val="2E75B6"/>
+          <w:sz w:val="24"/>
+        </w:rPr>
+        <w:t>3.5.2 两种发料规则：系统处理与交互对照</w:t>
+      </w:r>
+    </w:p>
+    <w:tbl>
+      <w:tblPr>
+        <w:tblStyle w:val="TableGrid"/>
+        <w:tblW w:type="auto" w:w="0"/>
+        <w:jc w:val="center"/>
+        <w:tblLook w:firstColumn="1" w:firstRow="1" w:lastColumn="0" w:lastRow="0" w:noHBand="0" w:noVBand="1" w:val="04A0"/>
+      </w:tblPr>
+      <w:tblGrid>
+        <w:gridCol w:w="3173"/>
+        <w:gridCol w:w="3173"/>
+        <w:gridCol w:w="3173"/>
+      </w:tblGrid>
+      <w:tr>
+        <w:tc>
+          <w:tcPr>
+            <w:tcW w:type="dxa" w:w="3173"/>
+          </w:tcPr>
+          <w:p>
+            <w:r/>
+            <w:r>
+              <w:rPr>
+                <w:rFonts w:ascii="微软雅黑" w:hAnsi="微软雅黑" w:eastAsia="微软雅黑"/>
+                <w:b/>
+                <w:sz w:val="20"/>
+              </w:rPr>
+              <w:t>对比项</w:t>
+            </w:r>
+          </w:p>
+        </w:tc>
+        <w:tc>
+          <w:tcPr>
+            <w:tcW w:type="dxa" w:w="3173"/>
+          </w:tcPr>
+          <w:p>
+            <w:r/>
+            <w:r>
+              <w:rPr>
+                <w:rFonts w:ascii="微软雅黑" w:hAnsi="微软雅黑" w:eastAsia="微软雅黑"/>
+                <w:b/>
+                <w:sz w:val="20"/>
+              </w:rPr>
+              <w:t>部分出+余料留原批</w:t>
+            </w:r>
+          </w:p>
+        </w:tc>
+        <w:tc>
+          <w:tcPr>
+            <w:tcW w:type="dxa" w:w="3173"/>
+          </w:tcPr>
+          <w:p>
+            <w:r/>
+            <w:r>
+              <w:rPr>
+                <w:rFonts w:ascii="微软雅黑" w:hAnsi="微软雅黑" w:eastAsia="微软雅黑"/>
+                <w:b/>
+                <w:sz w:val="20"/>
+              </w:rPr>
+              <w:t>整出+余料回</w:t>
+            </w:r>
+          </w:p>
+        </w:tc>
+      </w:tr>
+      <w:tr>
+        <w:tc>
+          <w:tcPr>
+            <w:tcW w:type="dxa" w:w="3173"/>
+          </w:tcPr>
+          <w:p>
+            <w:r/>
+            <w:r>
+              <w:rPr>
+                <w:rFonts w:ascii="微软雅黑" w:hAnsi="微软雅黑" w:eastAsia="微软雅黑"/>
+                <w:b w:val="0"/>
+                <w:sz w:val="18"/>
+              </w:rPr>
+              <w:t>出库数量含义</w:t>
+            </w:r>
+          </w:p>
+        </w:tc>
+        <w:tc>
+          <w:tcPr>
+            <w:tcW w:type="dxa" w:w="3173"/>
+          </w:tcPr>
+          <w:p>
+            <w:r/>
+            <w:r>
+              <w:rPr>
+                <w:rFonts w:ascii="微软雅黑" w:hAnsi="微软雅黑" w:eastAsia="微软雅黑"/>
+                <w:b w:val="0"/>
+                <w:sz w:val="18"/>
+              </w:rPr>
+              <w:t>通常=需求量（要裁的米/㎡）</w:t>
+            </w:r>
+          </w:p>
+        </w:tc>
+        <w:tc>
+          <w:tcPr>
+            <w:tcW w:type="dxa" w:w="3173"/>
+          </w:tcPr>
+          <w:p>
+            <w:r/>
+            <w:r>
+              <w:rPr>
+                <w:rFonts w:ascii="微软雅黑" w:hAnsi="微软雅黑" w:eastAsia="微软雅黑"/>
+                <w:b w:val="0"/>
+                <w:sz w:val="18"/>
+              </w:rPr>
+              <w:t>确认后回写为实发整批/整件合计（可＞需求）</w:t>
+            </w:r>
+          </w:p>
+        </w:tc>
+      </w:tr>
+      <w:tr>
+        <w:tc>
+          <w:tcPr>
+            <w:tcW w:type="dxa" w:w="3173"/>
+          </w:tcPr>
+          <w:p>
+            <w:r/>
+            <w:r>
+              <w:rPr>
+                <w:rFonts w:ascii="微软雅黑" w:hAnsi="微软雅黑" w:eastAsia="微软雅黑"/>
+                <w:b w:val="0"/>
+                <w:sz w:val="18"/>
+              </w:rPr>
+              <w:t>FIFO 自动扣批</w:t>
+            </w:r>
+          </w:p>
+        </w:tc>
+        <w:tc>
+          <w:tcPr>
+            <w:tcW w:type="dxa" w:w="3173"/>
+          </w:tcPr>
+          <w:p>
+            <w:r/>
+            <w:r>
+              <w:rPr>
+                <w:rFonts w:ascii="微软雅黑" w:hAnsi="微软雅黑" w:eastAsia="微软雅黑"/>
+                <w:b w:val="0"/>
+                <w:sz w:val="18"/>
+              </w:rPr>
+              <w:t>各批按需扣一部分，余量留原批</w:t>
+            </w:r>
+          </w:p>
+        </w:tc>
+        <w:tc>
+          <w:tcPr>
+            <w:tcW w:type="dxa" w:w="3173"/>
+          </w:tcPr>
+          <w:p>
+            <w:r/>
+            <w:r>
+              <w:rPr>
+                <w:rFonts w:ascii="微软雅黑" w:hAnsi="微软雅黑" w:eastAsia="微软雅黑"/>
+                <w:b w:val="0"/>
+                <w:sz w:val="18"/>
+              </w:rPr>
+              <w:t>各批整批出完；一物一码整件凑齐</w:t>
+            </w:r>
+          </w:p>
+        </w:tc>
+      </w:tr>
+      <w:tr>
+        <w:tc>
+          <w:tcPr>
+            <w:tcW w:type="dxa" w:w="3173"/>
+          </w:tcPr>
+          <w:p>
+            <w:r/>
+            <w:r>
+              <w:rPr>
+                <w:rFonts w:ascii="微软雅黑" w:hAnsi="微软雅黑" w:eastAsia="微软雅黑"/>
+                <w:b w:val="0"/>
+                <w:sz w:val="18"/>
+              </w:rPr>
+              <w:t>自主拣选</w:t>
+            </w:r>
+          </w:p>
+        </w:tc>
+        <w:tc>
+          <w:tcPr>
+            <w:tcW w:type="dxa" w:w="3173"/>
+          </w:tcPr>
+          <w:p>
+            <w:r/>
+            <w:r>
+              <w:rPr>
+                <w:rFonts w:ascii="微软雅黑" w:hAnsi="微软雅黑" w:eastAsia="微软雅黑"/>
+                <w:b w:val="0"/>
+                <w:sz w:val="18"/>
+              </w:rPr>
+              <w:t>所选批按「小批优先」扣到需求量</w:t>
+            </w:r>
+          </w:p>
+        </w:tc>
+        <w:tc>
+          <w:tcPr>
+            <w:tcW w:type="dxa" w:w="3173"/>
+          </w:tcPr>
+          <w:p>
+            <w:r/>
+            <w:r>
+              <w:rPr>
+                <w:rFonts w:ascii="微软雅黑" w:hAnsi="微软雅黑" w:eastAsia="微软雅黑"/>
+                <w:b w:val="0"/>
+                <w:sz w:val="18"/>
+              </w:rPr>
+              <w:t>所选批按「小批优先」整批出完直至≥需求</w:t>
+            </w:r>
+          </w:p>
+        </w:tc>
+      </w:tr>
+      <w:tr>
+        <w:tc>
+          <w:tcPr>
+            <w:tcW w:type="dxa" w:w="3173"/>
+          </w:tcPr>
+          <w:p>
+            <w:r/>
+            <w:r>
+              <w:rPr>
+                <w:rFonts w:ascii="微软雅黑" w:hAnsi="微软雅黑" w:eastAsia="微软雅黑"/>
+                <w:b w:val="0"/>
+                <w:sz w:val="18"/>
+              </w:rPr>
+              <w:t>一物一码余料</w:t>
+            </w:r>
+          </w:p>
+        </w:tc>
+        <w:tc>
+          <w:tcPr>
+            <w:tcW w:type="dxa" w:w="3173"/>
+          </w:tcPr>
+          <w:p>
+            <w:r/>
+            <w:r>
+              <w:rPr>
+                <w:rFonts w:ascii="微软雅黑" w:hAnsi="微软雅黑" w:eastAsia="微软雅黑"/>
+                <w:b w:val="0"/>
+                <w:sz w:val="18"/>
+              </w:rPr>
+              <w:t>确认出库时自动：旧码核销+余料新件码</w:t>
+            </w:r>
+          </w:p>
+        </w:tc>
+        <w:tc>
+          <w:tcPr>
+            <w:tcW w:type="dxa" w:w="3173"/>
+          </w:tcPr>
+          <w:p>
+            <w:r/>
+            <w:r>
+              <w:rPr>
+                <w:rFonts w:ascii="微软雅黑" w:hAnsi="微软雅黑" w:eastAsia="微软雅黑"/>
+                <w:b w:val="0"/>
+                <w:sz w:val="18"/>
+              </w:rPr>
+              <w:t>出库不生余料码；结算确认后回库</w:t>
+            </w:r>
+          </w:p>
+        </w:tc>
+      </w:tr>
+      <w:tr>
+        <w:tc>
+          <w:tcPr>
+            <w:tcW w:type="dxa" w:w="3173"/>
+          </w:tcPr>
+          <w:p>
+            <w:r/>
+            <w:r>
+              <w:rPr>
+                <w:rFonts w:ascii="微软雅黑" w:hAnsi="微软雅黑" w:eastAsia="微软雅黑"/>
+                <w:b w:val="0"/>
+                <w:sz w:val="18"/>
+              </w:rPr>
+              <w:t>后续单据</w:t>
+            </w:r>
+          </w:p>
+        </w:tc>
+        <w:tc>
+          <w:tcPr>
+            <w:tcW w:type="dxa" w:w="3173"/>
+          </w:tcPr>
+          <w:p>
+            <w:r/>
+            <w:r>
+              <w:rPr>
+                <w:rFonts w:ascii="微软雅黑" w:hAnsi="微软雅黑" w:eastAsia="微软雅黑"/>
+                <w:b w:val="0"/>
+                <w:sz w:val="18"/>
+              </w:rPr>
+              <w:t>一般不必再办余料入库</w:t>
+            </w:r>
+          </w:p>
+        </w:tc>
+        <w:tc>
+          <w:tcPr>
+            <w:tcW w:type="dxa" w:w="3173"/>
+          </w:tcPr>
+          <w:p>
+            <w:r/>
+            <w:r>
+              <w:rPr>
+                <w:rFonts w:ascii="微软雅黑" w:hAnsi="微软雅黑" w:eastAsia="微软雅黑"/>
+                <w:b w:val="0"/>
+                <w:sz w:val="18"/>
+              </w:rPr>
+              <w:t>须走「下料结算」确认耗用并余料回库</w:t>
+            </w:r>
+          </w:p>
+        </w:tc>
+      </w:tr>
+      <w:tr>
+        <w:tc>
+          <w:tcPr>
+            <w:tcW w:type="dxa" w:w="3173"/>
+          </w:tcPr>
+          <w:p>
+            <w:r/>
+            <w:r>
+              <w:rPr>
+                <w:rFonts w:ascii="微软雅黑" w:hAnsi="微软雅黑" w:eastAsia="微软雅黑"/>
+                <w:b w:val="0"/>
+                <w:sz w:val="18"/>
+              </w:rPr>
+              <w:t>界面差异</w:t>
+            </w:r>
+          </w:p>
+        </w:tc>
+        <w:tc>
+          <w:tcPr>
+            <w:tcW w:type="dxa" w:w="3173"/>
+          </w:tcPr>
+          <w:p>
+            <w:r/>
+            <w:r>
+              <w:rPr>
+                <w:rFonts w:ascii="微软雅黑" w:hAnsi="微软雅黑" w:eastAsia="微软雅黑"/>
+                <w:b w:val="0"/>
+                <w:sz w:val="18"/>
+              </w:rPr>
+              <w:t>预览多为「批×需求量」</w:t>
+            </w:r>
+          </w:p>
+        </w:tc>
+        <w:tc>
+          <w:tcPr>
+            <w:tcW w:type="dxa" w:w="3173"/>
+          </w:tcPr>
+          <w:p>
+            <w:r/>
+            <w:r>
+              <w:rPr>
+                <w:rFonts w:ascii="微软雅黑" w:hAnsi="微软雅黑" w:eastAsia="微软雅黑"/>
+                <w:b w:val="0"/>
+                <w:sz w:val="18"/>
+              </w:rPr>
+              <w:t>预览多为「批×整批量」；结算菜单更关键</w:t>
+            </w:r>
+          </w:p>
+        </w:tc>
+      </w:tr>
+    </w:tbl>
+    <w:p/>
+    <w:p>
+      <w:pPr>
+        <w:pStyle w:val="Heading2"/>
+      </w:pPr>
+      <w:r>
+        <w:rPr>
+          <w:rFonts w:ascii="微软雅黑" w:hAnsi="微软雅黑" w:eastAsia="微软雅黑"/>
+          <w:b/>
+          <w:color w:val="2E75B6"/>
+          <w:sz w:val="28"/>
+        </w:rPr>
+        <w:t>3.6 出库规则（组织级默认）</w:t>
+      </w:r>
+    </w:p>
+    <w:p>
+      <w:pPr>
+        <w:spacing w:after="120" w:line="324" w:lineRule="auto"/>
+      </w:pPr>
+      <w:r>
+        <w:rPr>
+          <w:rFonts w:ascii="微软雅黑" w:hAnsi="微软雅黑" w:eastAsia="微软雅黑"/>
+          <w:b w:val="0"/>
+          <w:sz w:val="22"/>
+        </w:rPr>
+        <w:t>基本配置 → 功能参数 → 出库规则：本期仅开放「先进先出+优先整批+余料优先」；「后进先出」「自主拣选」在功能参数中置灰（组织级默认不可改）。</w:t>
       </w:r>
     </w:p>
     <w:p>
@@ -4202,7 +4909,7 @@
           <w:b w:val="0"/>
           <w:sz w:val="22"/>
         </w:rPr>
-        <w:t>后进先出 / 自主拣选：本期置灰，不可选。</w:t>
+        <w:t>后进先出：功能参数置灰，本期不开放。</w:t>
       </w:r>
     </w:p>
     <w:p>
@@ -4216,7 +4923,146 @@
           <w:color w:val="2E75B6"/>
           <w:sz w:val="28"/>
         </w:rPr>
-        <w:t>3.7 车间与销售（工厂）</w:t>
+        <w:t>3.7 出库明细行级「自主拣选」（本期已落地）</w:t>
+      </w:r>
+    </w:p>
+    <w:p>
+      <w:pPr>
+        <w:spacing w:after="120" w:line="324" w:lineRule="auto"/>
+      </w:pPr>
+      <w:r>
+        <w:rPr>
+          <w:rFonts w:ascii="微软雅黑" w:hAnsi="微软雅黑" w:eastAsia="微软雅黑"/>
+          <w:b w:val="0"/>
+          <w:sz w:val="22"/>
+        </w:rPr>
+        <w:t>与功能参数「自主拣选」不同：行级自主拣选是出库明细上的操作入口，单物料单位与双物料单位均可使用。默认仍走 FIFO；不想走自动规则时，点「自主拣选」指定批次。</w:t>
+      </w:r>
+    </w:p>
+    <w:p>
+      <w:pPr>
+        <w:pStyle w:val="ListBullet"/>
+        <w:spacing w:after="60"/>
+      </w:pPr>
+      <w:r>
+        <w:rPr>
+          <w:rFonts w:ascii="微软雅黑" w:hAnsi="微软雅黑" w:eastAsia="微软雅黑"/>
+          <w:b w:val="0"/>
+          <w:sz w:val="22"/>
+        </w:rPr>
+        <w:t>先填写出库数量（允许为 0，用于草稿），再多选批次；进入自主拣选时清空该行自动预分配/历史选批。</w:t>
+      </w:r>
+    </w:p>
+    <w:p>
+      <w:pPr>
+        <w:pStyle w:val="ListBullet"/>
+        <w:spacing w:after="60"/>
+      </w:pPr>
+      <w:r>
+        <w:rPr>
+          <w:rFonts w:ascii="微软雅黑" w:hAnsi="微软雅黑" w:eastAsia="微软雅黑"/>
+          <w:b w:val="0"/>
+          <w:sz w:val="22"/>
+        </w:rPr>
+        <w:t>扣减规则：系统按所选批次「余量小优先」跨批扣减，凑齐出库数量；出库数量大于所选批次合计时拦截并提示；允许跨批次扣减。</w:t>
+      </w:r>
+    </w:p>
+    <w:p>
+      <w:pPr>
+        <w:pStyle w:val="ListBullet"/>
+        <w:spacing w:after="60"/>
+      </w:pPr>
+      <w:r>
+        <w:rPr>
+          <w:rFonts w:ascii="微软雅黑" w:hAnsi="微软雅黑" w:eastAsia="微软雅黑"/>
+          <w:b w:val="0"/>
+          <w:sz w:val="22"/>
+        </w:rPr>
+        <w:t>「搜索更多」：打开自主选批弹窗，可按入库时间筛选；列表含序号、物料名称、批次号、当前仓库数量。</w:t>
+      </w:r>
+    </w:p>
+    <w:p>
+      <w:pPr>
+        <w:pStyle w:val="ListBullet"/>
+        <w:spacing w:after="60"/>
+      </w:pPr>
+      <w:r>
+        <w:rPr>
+          <w:rFonts w:ascii="微软雅黑" w:hAnsi="微软雅黑" w:eastAsia="微软雅黑"/>
+          <w:b w:val="0"/>
+          <w:sz w:val="22"/>
+        </w:rPr>
+        <w:t>「恢复自动」：退回 FIFO 预览，确认出库时再按先进先出自动扣批。</w:t>
+      </w:r>
+    </w:p>
+    <w:tbl>
+      <w:tblPr>
+        <w:tblW w:type="auto" w:w="0"/>
+        <w:jc w:val="center"/>
+        <w:tblLook w:firstColumn="1" w:firstRow="1" w:lastColumn="0" w:lastRow="0" w:noHBand="0" w:noVBand="1" w:val="04A0"/>
+      </w:tblPr>
+      <w:tblGrid>
+        <w:gridCol w:w="9518"/>
+      </w:tblGrid>
+      <w:tr>
+        <w:tc>
+          <w:tcPr>
+            <w:tcW w:type="dxa" w:w="9518"/>
+          </w:tcPr>
+          <w:p>
+            <w:r/>
+            <w:r>
+              <w:rPr>
+                <w:rFonts w:ascii="微软雅黑" w:hAnsi="微软雅黑" w:eastAsia="微软雅黑"/>
+                <w:b/>
+                <w:color w:val="1F4E79"/>
+                <w:sz w:val="20"/>
+              </w:rPr>
+              <w:t>入库建批（与拣选配套）</w:t>
+            </w:r>
+          </w:p>
+          <w:p>
+            <w:pPr>
+              <w:spacing w:after="40"/>
+            </w:pPr>
+            <w:r>
+              <w:rPr>
+                <w:rFonts w:ascii="微软雅黑" w:hAnsi="微软雅黑" w:eastAsia="微软雅黑"/>
+                <w:b w:val="0"/>
+                <w:sz w:val="20"/>
+              </w:rPr>
+              <w:t>所有物品确认入库时，均按条码类型生成批次号（一类一码/一批一码/一物一码）。</w:t>
+            </w:r>
+          </w:p>
+          <w:p>
+            <w:pPr>
+              <w:spacing w:after="40"/>
+            </w:pPr>
+            <w:r>
+              <w:rPr>
+                <w:rFonts w:ascii="微软雅黑" w:hAnsi="微软雅黑" w:eastAsia="微软雅黑"/>
+                <w:b w:val="0"/>
+                <w:sz w:val="20"/>
+              </w:rPr>
+              <w:t>无在库批次时无法自主拣选或 FIFO 扣批，须先入库建批或更换仓库。</w:t>
+            </w:r>
+          </w:p>
+        </w:tc>
+      </w:tr>
+    </w:tbl>
+    <w:p/>
+    <w:p>
+      <w:pPr>
+        <w:pStyle w:val="Heading2"/>
+      </w:pPr>
+      <w:r>
+        <w:rPr>
+          <w:rFonts w:ascii="微软雅黑" w:hAnsi="微软雅黑" w:eastAsia="微软雅黑"/>
+          <w:b/>
+          <w:color w:val="2E75B6"/>
+          <w:sz w:val="28"/>
+        </w:rPr>
+        <w:t>3.8 车间与销售（工厂）</w:t>
       </w:r>
     </w:p>
     <w:tbl>
@@ -4293,7 +5139,7 @@
                 <w:b w:val="0"/>
                 <w:sz w:val="18"/>
               </w:rPr>
-              <w:t>发料规则=部分出+余料留原批；出库规则见 3.6</w:t>
+              <w:t>发料规则见功能参数；出库默认 FIFO，明细可自主拣选（见 3.7）</w:t>
             </w:r>
           </w:p>
         </w:tc>
@@ -4440,7 +5286,7 @@
           <w:b w:val="0"/>
           <w:sz w:val="22"/>
         </w:rPr>
-        <w:t>本节用于对内说明缺口。V1.7 起：领料/出库「部分出+余料留原批」与板材入库面积已落地；整出+余料回、倒冲闭环、计划批形态预检等仍有缺口。</w:t>
+        <w:t>本节用于对内说明缺口。V1.7～V1.9：领料/出库部分出与整出、行级自主拣选、按条码入库建批已落地；倒冲闭环、计划批形态预检等仍有缺口。</w:t>
       </w:r>
     </w:p>
     <w:p>
@@ -4707,7 +5553,7 @@
                 <w:b w:val="0"/>
                 <w:sz w:val="18"/>
               </w:rPr>
-              <w:t>整出+余料回产品化</w:t>
+              <w:t>整出+余料回现场验收</w:t>
             </w:r>
           </w:p>
         </w:tc>
@@ -4723,7 +5569,7 @@
                 <w:b w:val="0"/>
                 <w:sz w:val="18"/>
               </w:rPr>
-              <w:t>部分客户要先整件离仓再回余料</w:t>
+              <w:t>须配合下料结算纪律</w:t>
             </w:r>
           </w:p>
         </w:tc>
@@ -4739,7 +5585,7 @@
                 <w:b w:val="0"/>
                 <w:sz w:val="18"/>
               </w:rPr>
-              <w:t>扩展预留；当期默认部分出+余料留原批</w:t>
+              <w:t>本期已开放；默认仍建议部分出+余料留原批</w:t>
             </w:r>
           </w:p>
         </w:tc>
@@ -5749,7 +6595,7 @@
           <w:color w:val="2E75B6"/>
           <w:sz w:val="28"/>
         </w:rPr>
-        <w:t>4.4 领料与出库（部分出+余料留原批口径）</w:t>
+        <w:t>4.4 领料与出库</w:t>
       </w:r>
     </w:p>
     <w:p>
@@ -5762,7 +6608,7 @@
           <w:b w:val="0"/>
           <w:sz w:val="22"/>
         </w:rPr>
-        <w:t>领料申请只报「同一 SKU + 需求库存单位数量 + 领料仓库」；不在申请页拣选批次。拣批放在领料出库单（先进先出/自主拣选），仓管确认出库时按发料规则扣减。</w:t>
+        <w:t>领料申请只报「同一 SKU + 需求库存单位数量 + 领料仓库」；不在申请页拣选批次。拣批放在领料出库 / 其他出库等出库单明细：默认先进先出预览，可点「自主拣选」指定批次（见 3.7）。仓管「确认出库」时按发料规则扣减。</w:t>
       </w:r>
     </w:p>
     <w:p>
@@ -5776,7 +6622,7 @@
           <w:b w:val="0"/>
           <w:sz w:val="22"/>
         </w:rPr>
-        <w:t>不再要求「整根出库」；确认出库按发料规则=部分出扣减。</w:t>
+        <w:t>领料出库、发料出库：取消「审批」环节，新建即为「待出库」，仓管直接确认出库。</w:t>
       </w:r>
     </w:p>
     <w:p>
@@ -5790,7 +6636,21 @@
           <w:b w:val="0"/>
           <w:sz w:val="22"/>
         </w:rPr>
-        <w:t>一物一码：系统可自动拆件生余料码，无需扫码（中小企业）。</w:t>
+        <w:t>发料规则=部分出：按需求量扣；一批/一类余量留原批；一物一码可拆件生余料码。</w:t>
+      </w:r>
+    </w:p>
+    <w:p>
+      <w:pPr>
+        <w:pStyle w:val="ListBullet"/>
+        <w:spacing w:after="60"/>
+      </w:pPr>
+      <w:r>
+        <w:rPr>
+          <w:rFonts w:ascii="微软雅黑" w:hAnsi="微软雅黑" w:eastAsia="微软雅黑"/>
+          <w:b w:val="0"/>
+          <w:sz w:val="22"/>
+        </w:rPr>
+        <w:t>发料规则=整出+余料回：整批/整件出库后，经下料结算确认耗用并余料回库。</w:t>
       </w:r>
     </w:p>
     <w:p>
@@ -6424,7 +7284,7 @@
                 <w:b w:val="0"/>
                 <w:sz w:val="18"/>
               </w:rPr>
-              <w:t>已有（含板材面积）</w:t>
+              <w:t>已有；确认入库按条码类型一律建批</w:t>
             </w:r>
           </w:p>
         </w:tc>
@@ -6558,7 +7418,7 @@
                 <w:b w:val="0"/>
                 <w:sz w:val="18"/>
               </w:rPr>
-              <w:t>出库规则</w:t>
+              <w:t>出库规则（组织级）</w:t>
             </w:r>
           </w:p>
         </w:tc>
@@ -6574,7 +7434,7 @@
                 <w:b w:val="0"/>
                 <w:sz w:val="18"/>
               </w:rPr>
-              <w:t>本期仅 FIFO；LIFO/自主拣选置灰</w:t>
+              <w:t>本期仅 FIFO；LIFO/组织级自主拣选置灰</w:t>
             </w:r>
           </w:p>
         </w:tc>
@@ -6590,7 +7450,107 @@
                 <w:b w:val="0"/>
                 <w:sz w:val="18"/>
               </w:rPr>
-              <w:t>后续开放 LIFO/自主拣选</w:t>
+              <w:t>后续开放 LIFO</w:t>
+            </w:r>
+          </w:p>
+        </w:tc>
+      </w:tr>
+      <w:tr>
+        <w:tc>
+          <w:tcPr>
+            <w:tcW w:type="dxa" w:w="3173"/>
+          </w:tcPr>
+          <w:p>
+            <w:r/>
+            <w:r>
+              <w:rPr>
+                <w:rFonts w:ascii="微软雅黑" w:hAnsi="微软雅黑" w:eastAsia="微软雅黑"/>
+                <w:b w:val="0"/>
+                <w:sz w:val="18"/>
+              </w:rPr>
+              <w:t>行级自主拣选</w:t>
+            </w:r>
+          </w:p>
+        </w:tc>
+        <w:tc>
+          <w:tcPr>
+            <w:tcW w:type="dxa" w:w="3173"/>
+          </w:tcPr>
+          <w:p>
+            <w:r/>
+            <w:r>
+              <w:rPr>
+                <w:rFonts w:ascii="微软雅黑" w:hAnsi="微软雅黑" w:eastAsia="微软雅黑"/>
+                <w:b w:val="0"/>
+                <w:sz w:val="18"/>
+              </w:rPr>
+              <w:t>已落地：自定义数量、小批优先跨批、搜索更多</w:t>
+            </w:r>
+          </w:p>
+        </w:tc>
+        <w:tc>
+          <w:tcPr>
+            <w:tcW w:type="dxa" w:w="3173"/>
+          </w:tcPr>
+          <w:p>
+            <w:r/>
+            <w:r>
+              <w:rPr>
+                <w:rFonts w:ascii="微软雅黑" w:hAnsi="微软雅黑" w:eastAsia="微软雅黑"/>
+                <w:b w:val="0"/>
+                <w:sz w:val="18"/>
+              </w:rPr>
+              <w:t>件码勾选体验优化（可选）</w:t>
+            </w:r>
+          </w:p>
+        </w:tc>
+      </w:tr>
+      <w:tr>
+        <w:tc>
+          <w:tcPr>
+            <w:tcW w:type="dxa" w:w="3173"/>
+          </w:tcPr>
+          <w:p>
+            <w:r/>
+            <w:r>
+              <w:rPr>
+                <w:rFonts w:ascii="微软雅黑" w:hAnsi="微软雅黑" w:eastAsia="微软雅黑"/>
+                <w:b w:val="0"/>
+                <w:sz w:val="18"/>
+              </w:rPr>
+              <w:t>领料/发料出库审批</w:t>
+            </w:r>
+          </w:p>
+        </w:tc>
+        <w:tc>
+          <w:tcPr>
+            <w:tcW w:type="dxa" w:w="3173"/>
+          </w:tcPr>
+          <w:p>
+            <w:r/>
+            <w:r>
+              <w:rPr>
+                <w:rFonts w:ascii="微软雅黑" w:hAnsi="微软雅黑" w:eastAsia="微软雅黑"/>
+                <w:b w:val="0"/>
+                <w:sz w:val="18"/>
+              </w:rPr>
+              <w:t>已取消；待出库→确认出库</w:t>
+            </w:r>
+          </w:p>
+        </w:tc>
+        <w:tc>
+          <w:tcPr>
+            <w:tcW w:type="dxa" w:w="3173"/>
+          </w:tcPr>
+          <w:p>
+            <w:r/>
+            <w:r>
+              <w:rPr>
+                <w:rFonts w:ascii="微软雅黑" w:hAnsi="微软雅黑" w:eastAsia="微软雅黑"/>
+                <w:b w:val="0"/>
+                <w:sz w:val="18"/>
+              </w:rPr>
+              <w:t>—</w:t>
             </w:r>
           </w:p>
         </w:tc>
@@ -6958,7 +7918,7 @@
           <w:color w:val="1F4E79"/>
           <w:sz w:val="36"/>
         </w:rPr>
-        <w:t>九、讨论问答纪要（含 V1.7～V1.8 结论）</w:t>
+        <w:t>九、讨论问答纪要（含 V1.7～V1.9 结论）</w:t>
       </w:r>
     </w:p>
     <w:p>
@@ -7039,7 +7999,61 @@
           <w:b w:val="0"/>
           <w:sz w:val="22"/>
         </w:rPr>
-        <w:t>一套引擎 + 组织级配置。一期只开放部分出+余料留原批；整出+余料回作扩展开关（当期灰显）。不要做成板材专属两套功能。</w:t>
+        <w:t>一套引擎 + 组织级配置。两种发料策略均已开放可选；出库规则组织级本期仅 FIFO，明细可行级自主拣选指定批次。不要做成板材专属两套功能。</w:t>
+      </w:r>
+    </w:p>
+    <w:p>
+      <w:pPr>
+        <w:pStyle w:val="Heading3"/>
+      </w:pPr>
+      <w:r>
+        <w:rPr>
+          <w:rFonts w:ascii="微软雅黑" w:hAnsi="微软雅黑" w:eastAsia="微软雅黑"/>
+          <w:b/>
+          <w:color w:val="2E75B6"/>
+          <w:sz w:val="24"/>
+        </w:rPr>
+        <w:t>Q：功能参数把「自主拣选」置灰了，出库怎么指定批次？</w:t>
+      </w:r>
+    </w:p>
+    <w:p>
+      <w:pPr>
+        <w:spacing w:after="120" w:line="324" w:lineRule="auto"/>
+      </w:pPr>
+      <w:r>
+        <w:rPr>
+          <w:rFonts w:ascii="微软雅黑" w:hAnsi="微软雅黑" w:eastAsia="微软雅黑"/>
+          <w:b w:val="0"/>
+          <w:sz w:val="22"/>
+        </w:rPr>
+        <w:t>组织级默认仍是先进先出。出库明细上点「自主拣选」即可指定批次（单/双单位均可），填出库数量后多选批次；系统按所选批次余量小优先跨批扣减。出库数量大于所选批次合计时拦截。可用「搜索更多」按入库时间筛选批次。</w:t>
+      </w:r>
+    </w:p>
+    <w:p>
+      <w:pPr>
+        <w:pStyle w:val="Heading3"/>
+      </w:pPr>
+      <w:r>
+        <w:rPr>
+          <w:rFonts w:ascii="微软雅黑" w:hAnsi="微软雅黑" w:eastAsia="微软雅黑"/>
+          <w:b/>
+          <w:color w:val="2E75B6"/>
+          <w:sz w:val="24"/>
+        </w:rPr>
+        <w:t>Q：领料出库还要审批吗？</w:t>
+      </w:r>
+    </w:p>
+    <w:p>
+      <w:pPr>
+        <w:spacing w:after="120" w:line="324" w:lineRule="auto"/>
+      </w:pPr>
+      <w:r>
+        <w:rPr>
+          <w:rFonts w:ascii="微软雅黑" w:hAnsi="微软雅黑" w:eastAsia="微软雅黑"/>
+          <w:b w:val="0"/>
+          <w:sz w:val="22"/>
+        </w:rPr>
+        <w:t>不要。领料出库、发料出库新建即为「待出库」，仓管直接「确认出库」。（领料申请本身的审核仍按「自动审批配置」中是否勾选「领料申请」决定。）</w:t>
       </w:r>
     </w:p>
     <w:p>
@@ -8102,7 +9116,7 @@
                 <w:b w:val="0"/>
                 <w:sz w:val="18"/>
               </w:rPr>
-              <w:t>部分出+余料留原批：出 1.2；核销旧码；余料新码 1.8</w:t>
+              <w:t>部分出：出 1.2；核销旧码；余料新码 1.8</w:t>
             </w:r>
           </w:p>
         </w:tc>
@@ -8120,6 +9134,40 @@
                 <w:b w:val="0"/>
                 <w:sz w:val="18"/>
               </w:rPr>
+              <w:t>同上 · 整出</w:t>
+            </w:r>
+          </w:p>
+        </w:tc>
+        <w:tc>
+          <w:tcPr>
+            <w:tcW w:type="dxa" w:w="4759"/>
+          </w:tcPr>
+          <w:p>
+            <w:r/>
+            <w:r>
+              <w:rPr>
+                <w:rFonts w:ascii="微软雅黑" w:hAnsi="微软雅黑" w:eastAsia="微软雅黑"/>
+                <w:b w:val="0"/>
+                <w:sz w:val="18"/>
+              </w:rPr>
+              <w:t>出整件 3㎡；下料结算耗用 1.2、余料 1.8 回库新批</w:t>
+            </w:r>
+          </w:p>
+        </w:tc>
+      </w:tr>
+      <w:tr>
+        <w:tc>
+          <w:tcPr>
+            <w:tcW w:type="dxa" w:w="4759"/>
+          </w:tcPr>
+          <w:p>
+            <w:r/>
+            <w:r>
+              <w:rPr>
+                <w:rFonts w:ascii="微软雅黑" w:hAnsi="微软雅黑" w:eastAsia="微软雅黑"/>
+                <w:b w:val="0"/>
+                <w:sz w:val="18"/>
+              </w:rPr>
               <w:t>发料规则配置</w:t>
             </w:r>
           </w:p>
@@ -8136,7 +9184,109 @@
                 <w:b w:val="0"/>
                 <w:sz w:val="18"/>
               </w:rPr>
-              <w:t>功能参数→发料规则；默认部分出+余料留原批</w:t>
+              <w:t>功能参数→发料规则；默认部分出+余料留原批；整出可选</w:t>
+            </w:r>
+          </w:p>
+        </w:tc>
+      </w:tr>
+      <w:tr>
+        <w:tc>
+          <w:tcPr>
+            <w:tcW w:type="dxa" w:w="4759"/>
+          </w:tcPr>
+          <w:p>
+            <w:r/>
+            <w:r>
+              <w:rPr>
+                <w:rFonts w:ascii="微软雅黑" w:hAnsi="微软雅黑" w:eastAsia="微软雅黑"/>
+                <w:b w:val="0"/>
+                <w:sz w:val="18"/>
+              </w:rPr>
+              <w:t>出库指定批次</w:t>
+            </w:r>
+          </w:p>
+        </w:tc>
+        <w:tc>
+          <w:tcPr>
+            <w:tcW w:type="dxa" w:w="4759"/>
+          </w:tcPr>
+          <w:p>
+            <w:r/>
+            <w:r>
+              <w:rPr>
+                <w:rFonts w:ascii="微软雅黑" w:hAnsi="微软雅黑" w:eastAsia="微软雅黑"/>
+                <w:b w:val="0"/>
+                <w:sz w:val="18"/>
+              </w:rPr>
+              <w:t>明细点「自主拣选」；数量小优先跨批；搜索更多按入库时间</w:t>
+            </w:r>
+          </w:p>
+        </w:tc>
+      </w:tr>
+      <w:tr>
+        <w:tc>
+          <w:tcPr>
+            <w:tcW w:type="dxa" w:w="4759"/>
+          </w:tcPr>
+          <w:p>
+            <w:r/>
+            <w:r>
+              <w:rPr>
+                <w:rFonts w:ascii="微软雅黑" w:hAnsi="微软雅黑" w:eastAsia="微软雅黑"/>
+                <w:b w:val="0"/>
+                <w:sz w:val="18"/>
+              </w:rPr>
+              <w:t>领料/发料出库</w:t>
+            </w:r>
+          </w:p>
+        </w:tc>
+        <w:tc>
+          <w:tcPr>
+            <w:tcW w:type="dxa" w:w="4759"/>
+          </w:tcPr>
+          <w:p>
+            <w:r/>
+            <w:r>
+              <w:rPr>
+                <w:rFonts w:ascii="微软雅黑" w:hAnsi="微软雅黑" w:eastAsia="微软雅黑"/>
+                <w:b w:val="0"/>
+                <w:sz w:val="18"/>
+              </w:rPr>
+              <w:t>无审批；待出库→确认出库</w:t>
+            </w:r>
+          </w:p>
+        </w:tc>
+      </w:tr>
+      <w:tr>
+        <w:tc>
+          <w:tcPr>
+            <w:tcW w:type="dxa" w:w="4759"/>
+          </w:tcPr>
+          <w:p>
+            <w:r/>
+            <w:r>
+              <w:rPr>
+                <w:rFonts w:ascii="微软雅黑" w:hAnsi="微软雅黑" w:eastAsia="微软雅黑"/>
+                <w:b w:val="0"/>
+                <w:sz w:val="18"/>
+              </w:rPr>
+              <w:t>确认入库</w:t>
+            </w:r>
+          </w:p>
+        </w:tc>
+        <w:tc>
+          <w:tcPr>
+            <w:tcW w:type="dxa" w:w="4759"/>
+          </w:tcPr>
+          <w:p>
+            <w:r/>
+            <w:r>
+              <w:rPr>
+                <w:rFonts w:ascii="微软雅黑" w:hAnsi="微软雅黑" w:eastAsia="微软雅黑"/>
+                <w:b w:val="0"/>
+                <w:sz w:val="18"/>
+              </w:rPr>
+              <w:t>一律按条码类型生成批次号</w:t>
             </w:r>
           </w:p>
         </w:tc>
